--- a/3th course/ОУПП/Теоретические вопросы к экзамену.docx
+++ b/3th course/ОУПП/Теоретические вопросы к экзамену.docx
@@ -238,11 +238,6 @@
       </w:r>
     </w:p>
     <w:p>
-      <w:pPr>
-        <w:rPr>
-          <w:lang w:val="en-US"/>
-        </w:rPr>
-      </w:pPr>
       <w:r>
         <w:t xml:space="preserve">36. Методика </w:t>
       </w:r>
@@ -256,132 +251,24 @@
         <w:t>. Основные принципы.</w:t>
       </w:r>
     </w:p>
-    <w:p>
-      <w:pPr>
-        <w:rPr>
-          <w:lang w:val="en-US"/>
-        </w:rPr>
-      </w:pPr>
-    </w:p>
-    <w:p>
-      <w:pPr>
-        <w:rPr>
-          <w:lang w:val="en-US"/>
-        </w:rPr>
-      </w:pPr>
-    </w:p>
-    <w:p>
-      <w:pPr>
-        <w:rPr>
-          <w:lang w:val="en-US"/>
-        </w:rPr>
-      </w:pPr>
-    </w:p>
-    <w:p>
-      <w:pPr>
-        <w:rPr>
-          <w:lang w:val="en-US"/>
-        </w:rPr>
-      </w:pPr>
-    </w:p>
-    <w:p>
-      <w:pPr>
-        <w:rPr>
-          <w:lang w:val="en-US"/>
-        </w:rPr>
-      </w:pPr>
-    </w:p>
-    <w:p>
-      <w:pPr>
-        <w:rPr>
-          <w:lang w:val="en-US"/>
-        </w:rPr>
-      </w:pPr>
-    </w:p>
-    <w:p>
-      <w:pPr>
-        <w:rPr>
-          <w:lang w:val="en-US"/>
-        </w:rPr>
-      </w:pPr>
-    </w:p>
-    <w:p>
-      <w:pPr>
-        <w:rPr>
-          <w:lang w:val="en-US"/>
-        </w:rPr>
-      </w:pPr>
-    </w:p>
-    <w:p>
-      <w:pPr>
-        <w:rPr>
-          <w:lang w:val="en-US"/>
-        </w:rPr>
-      </w:pPr>
-    </w:p>
-    <w:p>
-      <w:pPr>
-        <w:rPr>
-          <w:lang w:val="en-US"/>
-        </w:rPr>
-      </w:pPr>
-    </w:p>
-    <w:p>
-      <w:pPr>
-        <w:rPr>
-          <w:lang w:val="en-US"/>
-        </w:rPr>
-      </w:pPr>
-    </w:p>
-    <w:p>
-      <w:pPr>
-        <w:rPr>
-          <w:lang w:val="en-US"/>
-        </w:rPr>
-      </w:pPr>
-    </w:p>
-    <w:p>
-      <w:pPr>
-        <w:rPr>
-          <w:lang w:val="en-US"/>
-        </w:rPr>
-      </w:pPr>
-    </w:p>
-    <w:p>
-      <w:pPr>
-        <w:rPr>
-          <w:lang w:val="en-US"/>
-        </w:rPr>
-      </w:pPr>
-    </w:p>
-    <w:p>
-      <w:pPr>
-        <w:rPr>
-          <w:lang w:val="en-US"/>
-        </w:rPr>
-      </w:pPr>
-    </w:p>
-    <w:p>
-      <w:pPr>
-        <w:rPr>
-          <w:lang w:val="en-US"/>
-        </w:rPr>
-      </w:pPr>
-    </w:p>
-    <w:p>
-      <w:pPr>
-        <w:rPr>
-          <w:lang w:val="en-US"/>
-        </w:rPr>
-      </w:pPr>
-    </w:p>
-    <w:p>
-      <w:pPr>
-        <w:rPr>
-          <w:lang w:val="en-US"/>
-        </w:rPr>
-      </w:pPr>
-    </w:p>
+    <w:p/>
+    <w:p/>
+    <w:p/>
+    <w:p/>
+    <w:p/>
+    <w:p/>
+    <w:p/>
+    <w:p/>
+    <w:p/>
+    <w:p/>
+    <w:p/>
+    <w:p/>
+    <w:p/>
+    <w:p/>
+    <w:p/>
+    <w:p/>
+    <w:p/>
+    <w:p/>
     <w:p>
       <w:pPr>
         <w:rPr>
@@ -423,115 +310,76 @@
     <w:p>
       <w:pPr>
         <w:rPr>
-          <w:lang w:val="en-US"/>
+          <w:b/>
+          <w:bCs/>
+          <w:sz w:val="32"/>
+          <w:szCs w:val="32"/>
         </w:rPr>
       </w:pPr>
       <w:r>
+        <w:rPr>
+          <w:b/>
+          <w:bCs/>
+          <w:sz w:val="32"/>
+          <w:szCs w:val="32"/>
+        </w:rPr>
+        <w:t>ПОВТОРИТЬ МЕТОДЫ ГЕЙЗЕНБЕРГА И МАГРЕГОРА ( СПРАШИВАЛА У ДРУГИХ)</w:t>
+      </w:r>
+    </w:p>
+    <w:p>
+      <w:r>
         <w:t>Структура проекта.</w:t>
       </w:r>
     </w:p>
     <w:p>
-      <w:pPr>
-        <w:rPr>
-          <w:lang w:val="en-US"/>
-        </w:rPr>
-      </w:pPr>
       <w:r>
         <w:t>Организационная структура команды, реализующей стартап.</w:t>
       </w:r>
     </w:p>
     <w:p>
-      <w:pPr>
-        <w:rPr>
-          <w:lang w:val="en-US"/>
-        </w:rPr>
-      </w:pPr>
       <w:r>
         <w:t>Модель видения проекта.</w:t>
       </w:r>
     </w:p>
     <w:p>
-      <w:pPr>
-        <w:rPr>
-          <w:lang w:val="en-US"/>
-        </w:rPr>
-      </w:pPr>
       <w:r>
         <w:t>Рассчёт объёма проекта в строках кода.</w:t>
       </w:r>
     </w:p>
     <w:p>
-      <w:pPr>
-        <w:rPr>
-          <w:lang w:val="en-US"/>
-        </w:rPr>
-      </w:pPr>
       <w:r>
         <w:t>Принцип дисконтирования</w:t>
       </w:r>
       <w:r>
-        <w:rPr>
-          <w:lang w:val="en-US"/>
-        </w:rPr>
         <w:t>.</w:t>
       </w:r>
     </w:p>
     <w:p>
-      <w:pPr>
-        <w:rPr>
-          <w:lang w:val="en-US"/>
-        </w:rPr>
-      </w:pPr>
       <w:r>
         <w:t>Диаграмма Ганта.</w:t>
       </w:r>
     </w:p>
     <w:p>
-      <w:pPr>
-        <w:rPr>
-          <w:lang w:val="en-US"/>
-        </w:rPr>
-      </w:pPr>
       <w:r>
         <w:t>Перераспределение ресурсов.</w:t>
       </w:r>
     </w:p>
     <w:p>
-      <w:pPr>
-        <w:rPr>
-          <w:lang w:val="en-US"/>
-        </w:rPr>
-      </w:pPr>
       <w:r>
         <w:t>Примеры реализации рисков и способы устранения последствий.</w:t>
       </w:r>
     </w:p>
     <w:p>
-      <w:pPr>
-        <w:rPr>
-          <w:lang w:val="en-US"/>
-        </w:rPr>
-      </w:pPr>
       <w:r>
         <w:t>Основные командные роли.</w:t>
       </w:r>
     </w:p>
     <w:p>
-      <w:pPr>
-        <w:rPr>
-          <w:lang w:val="en-US"/>
-        </w:rPr>
-      </w:pPr>
       <w:r>
         <w:t>Документы, оформляемые на этапе завершения проекта.</w:t>
       </w:r>
     </w:p>
     <w:p>
-      <w:pPr>
-        <w:rPr>
-          <w:lang w:val="en-US"/>
-        </w:rPr>
-      </w:pPr>
       <w:r>
         <w:t>Инструментальные средства для управления проектами.</w:t>
       </w:r>
